--- a/10-projects/매출기여-보전프로그램/온라인행사_매출기여보전_프로그램_공지.docx
+++ b/10-projects/매출기여-보전프로그램/온라인행사_매출기여보전_프로그램_공지.docx
@@ -1267,7 +1267,7 @@
                 <w:color w:val="1A1A1A"/>
                 <w:sz w:val="18"/>
               </w:rPr>
-              <w:t>2026년 7월</w:t>
+              <w:t>2026년 8월</w:t>
               <w:br/>
               <w:t>위탁수수료 반영</w:t>
             </w:r>
@@ -1393,7 +1393,7 @@
                 <w:color w:val="1A1A1A"/>
                 <w:sz w:val="20"/>
               </w:rPr>
-              <w:t>납기 완료 확인 후 익월 정산</w:t>
+              <w:t>납기 인정 기한 이후 익월 초 검수, 해당 월 위탁수수료에 반영</w:t>
             </w:r>
           </w:p>
         </w:tc>
